--- a/review-tasks/1g-load-review/participant/protocols/11-max-search.docx
+++ b/review-tasks/1g-load-review/participant/protocols/11-max-search.docx
@@ -273,7 +273,7 @@
       </w:pPr>
       <w:r>
         <w:rPr/>
-        <w:t>Поиск максимума 2026-11-05 21:00–22:27: прогрев 21:00–21:10 на 50 % профиля, затем шесть ступеней по 10 минут (таблица 1).</w:t>
+        <w:t>Поиск максимума 2026-11-05 21:00–22:38: прогрев 21:00–21:10 на 50 % профиля, затем шесть ступеней по 10 минут измерения (таблица 1). Перед каждой ступенью — разгон 1 поток в секунду.</w:t>
       </w:r>
     </w:p>
     <w:p>
@@ -306,7 +306,7 @@
     <w:p>
       <w:r>
         <w:rPr/>
-        <w:t>Профиль — по разделу 2 методики. Интенсивность держится пейсингом, ОП-08 — открытая модель. Каждая ступень — отдельный запуск всех десяти сценариев, число потоков — по п. 3.2 с учётом процента ступени, разгон — 1 поток в секунду.</w:t>
+        <w:t>Профиль — по разделу 2 методики. Интенсивность держится пейсингом, ОП-08 — открытая модель. Каждая ступень — отдельный запуск всех десяти сценариев, число потоков — по п. 3.2 с учётом процента ступени. Разгон — 1 поток в секунду, он идёт до начала 10-минутного измерения и в результаты не входит.</w:t>
       </w:r>
     </w:p>
     <w:p>
@@ -498,7 +498,7 @@
           <w:p>
             <w:r>
               <w:rPr/>
-              <w:t>21:25–21:35</w:t>
+              <w:t>21:26–21:36</w:t>
             </w:r>
           </w:p>
         </w:tc>
@@ -566,7 +566,7 @@
           <w:p>
             <w:r>
               <w:rPr/>
-              <w:t>21:38–21:48</w:t>
+              <w:t>21:41–21:51</w:t>
             </w:r>
           </w:p>
         </w:tc>
@@ -634,7 +634,7 @@
           <w:p>
             <w:r>
               <w:rPr/>
-              <w:t>21:51–22:01</w:t>
+              <w:t>21:56–22:06</w:t>
             </w:r>
           </w:p>
         </w:tc>
@@ -702,7 +702,7 @@
           <w:p>
             <w:r>
               <w:rPr/>
-              <w:t>22:04–22:14</w:t>
+              <w:t>22:12–22:22</w:t>
             </w:r>
           </w:p>
         </w:tc>
@@ -770,7 +770,7 @@
           <w:p>
             <w:r>
               <w:rPr/>
-              <w:t>22:17–22:27</w:t>
+              <w:t>22:28–22:38</w:t>
             </w:r>
           </w:p>
         </w:tc>
@@ -4136,7 +4136,7 @@
           <w:p>
             <w:r>
               <w:rPr/>
-              <w:t>CPU БД, %</w:t>
+              <w:t>Память efr-cft-adapter, %</w:t>
             </w:r>
           </w:p>
         </w:tc>
@@ -4147,7 +4147,7 @@
           <w:p>
             <w:r>
               <w:rPr/>
-              <w:t>18</w:t>
+              <w:t>44</w:t>
             </w:r>
           </w:p>
         </w:tc>
@@ -4158,7 +4158,7 @@
           <w:p>
             <w:r>
               <w:rPr/>
-              <w:t>31</w:t>
+              <w:t>47</w:t>
             </w:r>
           </w:p>
         </w:tc>
@@ -4169,7 +4169,7 @@
           <w:p>
             <w:r>
               <w:rPr/>
-              <w:t>37</w:t>
+              <w:t>49</w:t>
             </w:r>
           </w:p>
         </w:tc>
@@ -4180,7 +4180,7 @@
           <w:p>
             <w:r>
               <w:rPr/>
-              <w:t>44</w:t>
+              <w:t>50</w:t>
             </w:r>
           </w:p>
         </w:tc>
@@ -4191,7 +4191,7 @@
           <w:p>
             <w:r>
               <w:rPr/>
-              <w:t>45</w:t>
+              <w:t>51</w:t>
             </w:r>
           </w:p>
         </w:tc>
@@ -4202,7 +4202,7 @@
           <w:p>
             <w:r>
               <w:rPr/>
-              <w:t>46</w:t>
+              <w:t>51</w:t>
             </w:r>
           </w:p>
         </w:tc>
@@ -4215,7 +4215,7 @@
           <w:p>
             <w:r>
               <w:rPr/>
-              <w:t>Память БД, %</w:t>
+              <w:t>CPU БД, %</w:t>
             </w:r>
           </w:p>
         </w:tc>
@@ -4226,7 +4226,7 @@
           <w:p>
             <w:r>
               <w:rPr/>
-              <w:t>71</w:t>
+              <w:t>18</w:t>
             </w:r>
           </w:p>
         </w:tc>
@@ -4237,7 +4237,7 @@
           <w:p>
             <w:r>
               <w:rPr/>
-              <w:t>72</w:t>
+              <w:t>31</w:t>
             </w:r>
           </w:p>
         </w:tc>
@@ -4248,7 +4248,7 @@
           <w:p>
             <w:r>
               <w:rPr/>
-              <w:t>72</w:t>
+              <w:t>37</w:t>
             </w:r>
           </w:p>
         </w:tc>
@@ -4259,7 +4259,7 @@
           <w:p>
             <w:r>
               <w:rPr/>
-              <w:t>73</w:t>
+              <w:t>44</w:t>
             </w:r>
           </w:p>
         </w:tc>
@@ -4270,7 +4270,7 @@
           <w:p>
             <w:r>
               <w:rPr/>
-              <w:t>73</w:t>
+              <w:t>45</w:t>
             </w:r>
           </w:p>
         </w:tc>
@@ -4281,7 +4281,7 @@
           <w:p>
             <w:r>
               <w:rPr/>
-              <w:t>73</w:t>
+              <w:t>46</w:t>
             </w:r>
           </w:p>
         </w:tc>
@@ -4294,7 +4294,7 @@
           <w:p>
             <w:r>
               <w:rPr/>
-              <w:t>Диск БД, утилизация %</w:t>
+              <w:t>Память БД, %</w:t>
             </w:r>
           </w:p>
         </w:tc>
@@ -4305,7 +4305,7 @@
           <w:p>
             <w:r>
               <w:rPr/>
-              <w:t>12</w:t>
+              <w:t>71</w:t>
             </w:r>
           </w:p>
         </w:tc>
@@ -4316,7 +4316,7 @@
           <w:p>
             <w:r>
               <w:rPr/>
-              <w:t>21</w:t>
+              <w:t>72</w:t>
             </w:r>
           </w:p>
         </w:tc>
@@ -4327,7 +4327,7 @@
           <w:p>
             <w:r>
               <w:rPr/>
-              <w:t>25</w:t>
+              <w:t>72</w:t>
             </w:r>
           </w:p>
         </w:tc>
@@ -4338,7 +4338,7 @@
           <w:p>
             <w:r>
               <w:rPr/>
-              <w:t>29</w:t>
+              <w:t>73</w:t>
             </w:r>
           </w:p>
         </w:tc>
@@ -4349,7 +4349,7 @@
           <w:p>
             <w:r>
               <w:rPr/>
-              <w:t>30</w:t>
+              <w:t>73</w:t>
             </w:r>
           </w:p>
         </w:tc>
@@ -4360,7 +4360,7 @@
           <w:p>
             <w:r>
               <w:rPr/>
-              <w:t>31</w:t>
+              <w:t>73</w:t>
             </w:r>
           </w:p>
         </w:tc>
@@ -4373,7 +4373,7 @@
           <w:p>
             <w:r>
               <w:rPr/>
-              <w:t>CPU efr-nt-gen01, %</w:t>
+              <w:t>Диск БД, утилизация %</w:t>
             </w:r>
           </w:p>
         </w:tc>
@@ -4384,7 +4384,7 @@
           <w:p>
             <w:r>
               <w:rPr/>
-              <w:t>26</w:t>
+              <w:t>12</w:t>
             </w:r>
           </w:p>
         </w:tc>
@@ -4395,7 +4395,7 @@
           <w:p>
             <w:r>
               <w:rPr/>
-              <w:t>47</w:t>
+              <w:t>21</w:t>
             </w:r>
           </w:p>
         </w:tc>
@@ -4406,7 +4406,7 @@
           <w:p>
             <w:r>
               <w:rPr/>
-              <w:t>58</w:t>
+              <w:t>25</w:t>
             </w:r>
           </w:p>
         </w:tc>
@@ -4417,7 +4417,7 @@
           <w:p>
             <w:r>
               <w:rPr/>
-              <w:t>78</w:t>
+              <w:t>29</w:t>
             </w:r>
           </w:p>
         </w:tc>
@@ -4428,7 +4428,7 @@
           <w:p>
             <w:r>
               <w:rPr/>
-              <w:t>86</w:t>
+              <w:t>30</w:t>
             </w:r>
           </w:p>
         </w:tc>
@@ -4439,7 +4439,7 @@
           <w:p>
             <w:r>
               <w:rPr/>
-              <w:t>93</w:t>
+              <w:t>31</w:t>
             </w:r>
           </w:p>
         </w:tc>
@@ -4452,7 +4452,7 @@
           <w:p>
             <w:r>
               <w:rPr/>
-              <w:t>CPU efr-nt-gen02, %</w:t>
+              <w:t>CPU efr-nt-gen01, %</w:t>
             </w:r>
           </w:p>
         </w:tc>
@@ -4463,7 +4463,7 @@
           <w:p>
             <w:r>
               <w:rPr/>
-              <w:t>25</w:t>
+              <w:t>26</w:t>
             </w:r>
           </w:p>
         </w:tc>
@@ -4474,7 +4474,7 @@
           <w:p>
             <w:r>
               <w:rPr/>
-              <w:t>45</w:t>
+              <w:t>47</w:t>
             </w:r>
           </w:p>
         </w:tc>
@@ -4485,7 +4485,7 @@
           <w:p>
             <w:r>
               <w:rPr/>
-              <w:t>57</w:t>
+              <w:t>58</w:t>
             </w:r>
           </w:p>
         </w:tc>
@@ -4496,7 +4496,7 @@
           <w:p>
             <w:r>
               <w:rPr/>
-              <w:t>76</w:t>
+              <w:t>78</w:t>
             </w:r>
           </w:p>
         </w:tc>
@@ -4507,7 +4507,7 @@
           <w:p>
             <w:r>
               <w:rPr/>
-              <w:t>84</w:t>
+              <w:t>86</w:t>
             </w:r>
           </w:p>
         </w:tc>
@@ -4518,7 +4518,7 @@
           <w:p>
             <w:r>
               <w:rPr/>
-              <w:t>91</w:t>
+              <w:t>93</w:t>
             </w:r>
           </w:p>
         </w:tc>
@@ -4531,6 +4531,85 @@
           <w:p>
             <w:r>
               <w:rPr/>
+              <w:t>CPU efr-nt-gen02, %</w:t>
+            </w:r>
+          </w:p>
+        </w:tc>
+        <w:tc>
+          <w:tcPr>
+            <w:tcW w:type="dxa" w:w="1234"/>
+          </w:tcPr>
+          <w:p>
+            <w:r>
+              <w:rPr/>
+              <w:t>25</w:t>
+            </w:r>
+          </w:p>
+        </w:tc>
+        <w:tc>
+          <w:tcPr>
+            <w:tcW w:type="dxa" w:w="1234"/>
+          </w:tcPr>
+          <w:p>
+            <w:r>
+              <w:rPr/>
+              <w:t>45</w:t>
+            </w:r>
+          </w:p>
+        </w:tc>
+        <w:tc>
+          <w:tcPr>
+            <w:tcW w:type="dxa" w:w="1234"/>
+          </w:tcPr>
+          <w:p>
+            <w:r>
+              <w:rPr/>
+              <w:t>57</w:t>
+            </w:r>
+          </w:p>
+        </w:tc>
+        <w:tc>
+          <w:tcPr>
+            <w:tcW w:type="dxa" w:w="1234"/>
+          </w:tcPr>
+          <w:p>
+            <w:r>
+              <w:rPr/>
+              <w:t>76</w:t>
+            </w:r>
+          </w:p>
+        </w:tc>
+        <w:tc>
+          <w:tcPr>
+            <w:tcW w:type="dxa" w:w="1234"/>
+          </w:tcPr>
+          <w:p>
+            <w:r>
+              <w:rPr/>
+              <w:t>84</w:t>
+            </w:r>
+          </w:p>
+        </w:tc>
+        <w:tc>
+          <w:tcPr>
+            <w:tcW w:type="dxa" w:w="1234"/>
+          </w:tcPr>
+          <w:p>
+            <w:r>
+              <w:rPr/>
+              <w:t>91</w:t>
+            </w:r>
+          </w:p>
+        </w:tc>
+      </w:tr>
+      <w:tr>
+        <w:tc>
+          <w:tcPr>
+            <w:tcW w:type="dxa" w:w="1234"/>
+          </w:tcPr>
+          <w:p>
+            <w:r>
+              <w:rPr/>
               <w:t>HikariCP: активных на экземпляр (из 40)</w:t>
             </w:r>
           </w:p>
@@ -4598,6 +4677,85 @@
             <w:r>
               <w:rPr/>
               <w:t>40</w:t>
+            </w:r>
+          </w:p>
+        </w:tc>
+      </w:tr>
+      <w:tr>
+        <w:tc>
+          <w:tcPr>
+            <w:tcW w:type="dxa" w:w="1234"/>
+          </w:tcPr>
+          <w:p>
+            <w:r>
+              <w:rPr/>
+              <w:t>Heap JMeter на генераторах, % от 6 ГБ</w:t>
+            </w:r>
+          </w:p>
+        </w:tc>
+        <w:tc>
+          <w:tcPr>
+            <w:tcW w:type="dxa" w:w="1234"/>
+          </w:tcPr>
+          <w:p>
+            <w:r>
+              <w:rPr/>
+              <w:t>38</w:t>
+            </w:r>
+          </w:p>
+        </w:tc>
+        <w:tc>
+          <w:tcPr>
+            <w:tcW w:type="dxa" w:w="1234"/>
+          </w:tcPr>
+          <w:p>
+            <w:r>
+              <w:rPr/>
+              <w:t>46</w:t>
+            </w:r>
+          </w:p>
+        </w:tc>
+        <w:tc>
+          <w:tcPr>
+            <w:tcW w:type="dxa" w:w="1234"/>
+          </w:tcPr>
+          <w:p>
+            <w:r>
+              <w:rPr/>
+              <w:t>51</w:t>
+            </w:r>
+          </w:p>
+        </w:tc>
+        <w:tc>
+          <w:tcPr>
+            <w:tcW w:type="dxa" w:w="1234"/>
+          </w:tcPr>
+          <w:p>
+            <w:r>
+              <w:rPr/>
+              <w:t>57</w:t>
+            </w:r>
+          </w:p>
+        </w:tc>
+        <w:tc>
+          <w:tcPr>
+            <w:tcW w:type="dxa" w:w="1234"/>
+          </w:tcPr>
+          <w:p>
+            <w:r>
+              <w:rPr/>
+              <w:t>61</w:t>
+            </w:r>
+          </w:p>
+        </w:tc>
+        <w:tc>
+          <w:tcPr>
+            <w:tcW w:type="dxa" w:w="1234"/>
+          </w:tcPr>
+          <w:p>
+            <w:r>
+              <w:rPr/>
+              <w:t>64</w:t>
             </w:r>
           </w:p>
         </w:tc>
@@ -4837,7 +4995,7 @@
       </w:pPr>
       <w:r>
         <w:rPr/>
-        <w:t>Логи efr-api и БД за 21:00–22:27.</w:t>
+        <w:t>Логи efr-api и БД за 21:00–22:38.</w:t>
       </w:r>
     </w:p>
     <w:sectPr>
